--- a/assets/cases/Bellwether_Naloxone_Allocation_Case.docx
+++ b/assets/cases/Bellwether_Naloxone_Allocation_Case.docx
@@ -36,23 +36,7 @@
           <w:i/>
           <w:sz w:val="21"/>
         </w:rPr>
-        <w:t xml:space="preserve">A </w:t>
-      </w:r>
-      <w:proofErr w:type="gramStart"/>
-      <w:r>
-        <w:rPr>
-          <w:i/>
-          <w:sz w:val="21"/>
-        </w:rPr>
-        <w:t>public-health</w:t>
-      </w:r>
-      <w:proofErr w:type="gramEnd"/>
-      <w:r>
-        <w:rPr>
-          <w:i/>
-          <w:sz w:val="21"/>
-        </w:rPr>
-        <w:t xml:space="preserve"> case on placing a limited overdose-reversal supply where it is most likely to be available, recognized, and used</w:t>
+        <w:t>A public-health case on placing a limited overdose-reversal supply where it is most likely to be available, recognized, and used</w:t>
       </w:r>
     </w:p>
     <w:p>
@@ -610,12 +594,18 @@
     </w:p>
     <w:p>
       <w:r>
-        <w:t>Bellwether had distributed naloxone through six broad channels. Each reached a different population and produced different information. First responders could place kits at an overdose quickly, but usually arrived only after someone called 911. Harm-reduction organizations had direct contact with people who used drugs and their social networks, but several operated with small staffs and informal records. Pharmacies offered broad geographic coverage but often required a customer to request the product or interact with a pharmacist.</w:t>
+        <w:t>Bellwether had distributed naloxone through six broad channels. Each reached a different population and produced different information. First responders could place kits at an overdose quickly, but usually arrived only after someone called 911. Harm-reduction organizations had direct contact with people who used drugs and their social networks, but several operated with small staffs and informal records. Pharmacies offered broad geographic coverage but often required a customer to request the product or int</w:t>
+      </w:r>
+      <w:r>
+        <w:t>eract with a pharmacist.</w:t>
       </w:r>
     </w:p>
     <w:p>
       <w:r>
-        <w:t>Hospitals and treatment providers could give naloxone to patients at discharge, including people at elevated risk following a period of abstinence. Jails could distribute kits at release, when tolerance might be reduced, but participation varied among county sheriffs. Food pantries, shelters, libraries, faith-based organizations, and housing providers reached people who might never visit a treatment program, although some organizations worried that visibly offering naloxone would create controversy with donors, boards, or neighbors.</w:t>
+        <w:t>Hospitals and treatment providers could give naloxone to patients at discharge, including people at elevated risk following a period of abstinence. Jails could distribute kits at release, when tolerance might be reduced, but participation varied among county sheriffs. Food pantries, shelters, libraries, faith-based organizations, and housing providers reached people who might never visit a treatment program, although some organizations worried that visibly offering naloxone would create controversy with don</w:t>
+      </w:r>
+      <w:r>
+        <w:t>ors, boards, or neighbors.</w:t>
       </w:r>
     </w:p>
     <w:p>
@@ -1015,7 +1005,10 @@
     </w:p>
     <w:p>
       <w:r>
-        <w:t>The state’s forty-two counties differed sharply. Urban districts had concentrated overdose activity, established outreach teams, public transportation, and multiple pharmacies. Rural counties covered large areas with limited transit and long EMS response times. Several Tribal communities operated their own health and public-safety programs and wanted direct allocations rather than receiving kits through county governments. Seasonal workers and people living in temporary encampments moved between regions, weakening comparisons based on residence.</w:t>
+        <w:t>The state’s forty-two counties differed sharply. Urban districts had concentrated overdose activity, established outreach teams, public transportation, and multiple pharmacies. Rural counties covered large areas with limited transit and long EMS response times. Several Tribal communities operated their own health and public-safety programs and wanted direct allocations rather than receiving kits through county governments. Seasonal workers and people living in temporary encampments moved between regions, we</w:t>
+      </w:r>
+      <w:r>
+        <w:t>akening comparisons based on residence.</w:t>
       </w:r>
     </w:p>
     <w:p>
@@ -1039,7 +1032,6 @@
         <w:pStyle w:val="Heading2"/>
       </w:pPr>
       <w:r>
-        <w:lastRenderedPageBreak/>
         <w:t>Exhibit 3. Selected Regional Conditions</w:t>
       </w:r>
     </w:p>
@@ -1561,7 +1553,6 @@
         <w:pStyle w:val="Heading2"/>
       </w:pPr>
       <w:r>
-        <w:lastRenderedPageBreak/>
         <w:t>Exhibit 4. Overdose-Prevention Funding Under Review</w:t>
       </w:r>
     </w:p>
@@ -1916,7 +1907,6 @@
         <w:pStyle w:val="Heading2"/>
       </w:pPr>
       <w:r>
-        <w:lastRenderedPageBreak/>
         <w:t>Exhibit 5. Planning Consequences of Alternative Allocations</w:t>
       </w:r>
     </w:p>
@@ -2289,7 +2279,135 @@
         <w:pStyle w:val="Heading1"/>
       </w:pPr>
       <w:r>
-        <w:t>Framing questions</w:t>
+        <w:t>Discussion Questions</w:t>
+      </w:r>
+    </w:p>
+    <w:p>
+      <w:pPr>
+        <w:pStyle w:val="ListParagraph"/>
+        <w:numPr>
+          <w:ilvl w:val="0"/>
+          <w:numId w:val="13"/>
+        </w:numPr>
+      </w:pPr>
+      <w:r>
+        <w:t>What is the central problem facing Ortiz and the Bellwether Department of Health?</w:t>
+      </w:r>
+    </w:p>
+    <w:p>
+      <w:pPr>
+        <w:pStyle w:val="ListParagraph"/>
+        <w:numPr>
+          <w:ilvl w:val="0"/>
+          <w:numId w:val="13"/>
+        </w:numPr>
+      </w:pPr>
+      <w:r>
+        <w:t>Which information in the exhibits should carry the most weight in allocating the 36,000 kits?</w:t>
+      </w:r>
+    </w:p>
+    <w:p>
+      <w:pPr>
+        <w:pStyle w:val="ListParagraph"/>
+        <w:numPr>
+          <w:ilvl w:val="0"/>
+          <w:numId w:val="13"/>
+        </w:numPr>
+      </w:pPr>
+      <w:r>
+        <w:t>How should the state balance high-volume urban programs against rural and Tribal communities with longer emergency-response times?</w:t>
+      </w:r>
+    </w:p>
+    <w:p>
+      <w:pPr>
+        <w:pStyle w:val="ListParagraph"/>
+        <w:numPr>
+          <w:ilvl w:val="0"/>
+          <w:numId w:val="13"/>
+        </w:numPr>
+      </w:pPr>
+      <w:r>
+        <w:t>Should Bellwether retain a central reserve? What should trigger its release?</w:t>
+      </w:r>
+    </w:p>
+    <w:p>
+      <w:pPr>
+        <w:pStyle w:val="ListParagraph"/>
+        <w:numPr>
+          <w:ilvl w:val="0"/>
+          <w:numId w:val="13"/>
+        </w:numPr>
+      </w:pPr>
+      <w:r>
+        <w:t>How should kits be divided among harm-reduction organizations, first responders, treatment providers, pharmacies, jails, and other community organizations?</w:t>
+      </w:r>
+    </w:p>
+    <w:p>
+      <w:pPr>
+        <w:pStyle w:val="ListParagraph"/>
+        <w:numPr>
+          <w:ilvl w:val="0"/>
+          <w:numId w:val="13"/>
+        </w:numPr>
+      </w:pPr>
+      <w:r>
+        <w:t>How much training should accompany distribution, and who should receive it?</w:t>
+      </w:r>
+    </w:p>
+    <w:p>
+      <w:pPr>
+        <w:pStyle w:val="ListParagraph"/>
+        <w:numPr>
+          <w:ilvl w:val="0"/>
+          <w:numId w:val="13"/>
+        </w:numPr>
+      </w:pPr>
+      <w:r>
+        <w:t>What information should partners be required to report? When might reporting requirements reduce access or trust?</w:t>
+      </w:r>
+    </w:p>
+    <w:p>
+      <w:pPr>
+        <w:pStyle w:val="ListParagraph"/>
+        <w:numPr>
+          <w:ilvl w:val="0"/>
+          <w:numId w:val="13"/>
+        </w:numPr>
+      </w:pPr>
+      <w:r>
+        <w:t>How should the changing illegal drug supply affect the state’s allocation and communication plans?</w:t>
+      </w:r>
+    </w:p>
+    <w:p>
+      <w:pPr>
+        <w:pStyle w:val="ListParagraph"/>
+        <w:numPr>
+          <w:ilvl w:val="0"/>
+          <w:numId w:val="13"/>
+        </w:numPr>
+      </w:pPr>
+      <w:r>
+        <w:t>How should restrictions attached to federal, state, settlement, and donor funding shape the operating plan?</w:t>
+      </w:r>
+    </w:p>
+    <w:p>
+      <w:pPr>
+        <w:pStyle w:val="ListParagraph"/>
+        <w:numPr>
+          <w:ilvl w:val="0"/>
+          <w:numId w:val="13"/>
+        </w:numPr>
+      </w:pPr>
+      <w:r>
+        <w:t>What evidence after three or six months would indicate that the allocation should be continued, expanded, or redesigned?</w:t>
+      </w:r>
+    </w:p>
+    <w:p>
+      <w:pPr>
+        <w:pStyle w:val="Heading1"/>
+      </w:pPr>
+      <w:r>
+        <w:t>Decision Framing Questions</w:t>
       </w:r>
     </w:p>
     <w:p>
@@ -2301,15 +2419,7 @@
         </w:numPr>
       </w:pPr>
       <w:r>
-        <w:t xml:space="preserve">Identify the different metrics that can be used to evaluate every aspect of the performance of the system?  Organize these into a pyramid to indicate </w:t>
-      </w:r>
-      <w:proofErr w:type="gramStart"/>
-      <w:r>
-        <w:t>the relative</w:t>
-      </w:r>
-      <w:proofErr w:type="gramEnd"/>
-      <w:r>
-        <w:t xml:space="preserve"> importance, following the style given here.</w:t>
+        <w:t>Identify the different metrics that can be used to evaluate every aspect of the performance of the system?  Organize these into a pyramid to indicate the relative importance, following the style given here.</w:t>
       </w:r>
     </w:p>
     <w:p>
@@ -2401,7 +2511,6 @@
         </w:numPr>
       </w:pPr>
       <w:r>
-        <w:lastRenderedPageBreak/>
         <w:t>Repeat the exercise in (3), but this time using uncertainties instead of decisions.</w:t>
       </w:r>
     </w:p>
@@ -2474,159 +2583,7 @@
         </w:numPr>
       </w:pPr>
       <w:r>
-        <w:t xml:space="preserve">Using the same </w:t>
-      </w:r>
-      <w:proofErr w:type="gramStart"/>
-      <w:r>
-        <w:t>decision</w:t>
-      </w:r>
-      <w:proofErr w:type="gramEnd"/>
-      <w:r>
-        <w:t xml:space="preserve"> you identified in (6), identify the people, departments, groups or organizations that you would need to work with to implement the decision?</w:t>
-      </w:r>
-    </w:p>
-    <w:p>
-      <w:pPr>
-        <w:pStyle w:val="Heading1"/>
-      </w:pPr>
-      <w:r>
-        <w:t>Discussion Questions</w:t>
-      </w:r>
-    </w:p>
-    <w:p>
-      <w:pPr>
-        <w:pStyle w:val="ListParagraph"/>
-        <w:numPr>
-          <w:ilvl w:val="0"/>
-          <w:numId w:val="13"/>
-        </w:numPr>
-      </w:pPr>
-      <w:r>
-        <w:t>What is the central problem facing Ortiz and the Bellwether Department of Health?</w:t>
-      </w:r>
-    </w:p>
-    <w:p>
-      <w:pPr>
-        <w:pStyle w:val="ListParagraph"/>
-        <w:numPr>
-          <w:ilvl w:val="0"/>
-          <w:numId w:val="13"/>
-        </w:numPr>
-      </w:pPr>
-      <w:r>
-        <w:t>Which information in the exhibits should carry the most weight in allocating the 36,000 kits?</w:t>
-      </w:r>
-    </w:p>
-    <w:p>
-      <w:pPr>
-        <w:pStyle w:val="ListParagraph"/>
-        <w:numPr>
-          <w:ilvl w:val="0"/>
-          <w:numId w:val="13"/>
-        </w:numPr>
-      </w:pPr>
-      <w:r>
-        <w:t>How should the state balance high-volume urban programs against rural and Tribal communities with longer emergency-response times?</w:t>
-      </w:r>
-    </w:p>
-    <w:p>
-      <w:pPr>
-        <w:pStyle w:val="ListParagraph"/>
-        <w:numPr>
-          <w:ilvl w:val="0"/>
-          <w:numId w:val="13"/>
-        </w:numPr>
-      </w:pPr>
-      <w:r>
-        <w:t>Should Bellwether retain a central reserve? What should trigger its release?</w:t>
-      </w:r>
-    </w:p>
-    <w:p>
-      <w:pPr>
-        <w:pStyle w:val="ListParagraph"/>
-        <w:numPr>
-          <w:ilvl w:val="0"/>
-          <w:numId w:val="13"/>
-        </w:numPr>
-      </w:pPr>
-      <w:r>
-        <w:t>How should kits be divided among harm-reduction organizations, first responders, treatment providers, pharmacies, jails, and other community organizations?</w:t>
-      </w:r>
-    </w:p>
-    <w:p>
-      <w:pPr>
-        <w:pStyle w:val="ListParagraph"/>
-        <w:numPr>
-          <w:ilvl w:val="0"/>
-          <w:numId w:val="13"/>
-        </w:numPr>
-      </w:pPr>
-      <w:r>
-        <w:t xml:space="preserve">How much training should </w:t>
-      </w:r>
-      <w:proofErr w:type="gramStart"/>
-      <w:r>
-        <w:t>accompany</w:t>
-      </w:r>
-      <w:proofErr w:type="gramEnd"/>
-      <w:r>
-        <w:t xml:space="preserve"> distribution, and who should receive it?</w:t>
-      </w:r>
-    </w:p>
-    <w:p>
-      <w:pPr>
-        <w:pStyle w:val="ListParagraph"/>
-        <w:numPr>
-          <w:ilvl w:val="0"/>
-          <w:numId w:val="13"/>
-        </w:numPr>
-      </w:pPr>
-      <w:r>
-        <w:t>What information should partners be required to report? When might reporting requirements reduce access or trust?</w:t>
-      </w:r>
-    </w:p>
-    <w:p>
-      <w:pPr>
-        <w:pStyle w:val="ListParagraph"/>
-        <w:numPr>
-          <w:ilvl w:val="0"/>
-          <w:numId w:val="13"/>
-        </w:numPr>
-      </w:pPr>
-      <w:r>
-        <w:t>How should the changing illegal drug supply affect the state’s allocation and communication plans?</w:t>
-      </w:r>
-    </w:p>
-    <w:p>
-      <w:pPr>
-        <w:pStyle w:val="ListParagraph"/>
-        <w:numPr>
-          <w:ilvl w:val="0"/>
-          <w:numId w:val="13"/>
-        </w:numPr>
-      </w:pPr>
-      <w:r>
-        <w:t xml:space="preserve">How should restrictions </w:t>
-      </w:r>
-      <w:proofErr w:type="gramStart"/>
-      <w:r>
-        <w:t>attached</w:t>
-      </w:r>
-      <w:proofErr w:type="gramEnd"/>
-      <w:r>
-        <w:t xml:space="preserve"> to federal, state, settlement, and donor funding shape the operating plan?</w:t>
-      </w:r>
-    </w:p>
-    <w:p>
-      <w:pPr>
-        <w:pStyle w:val="ListParagraph"/>
-        <w:numPr>
-          <w:ilvl w:val="0"/>
-          <w:numId w:val="13"/>
-        </w:numPr>
-      </w:pPr>
-      <w:r>
-        <w:t>What evidence after three or six months would indicate that the allocation should be continued, expanded, or redesigned?</w:t>
+        <w:t>Using the same decision you identified in (6), identify the people, departments, groups or organizations that you would need to work with to implement the decision?</w:t>
       </w:r>
     </w:p>
     <w:p>
@@ -2644,7 +2601,10 @@
     </w:p>
     <w:p>
       <w:r>
-        <w:t>Public data used to motivate the setting include final CDC mortality data reporting 79,384 U.S. drug-overdose deaths in 2024 and a 26.2 percent decline in the age-adjusted death rate from 2023; CDC preliminary estimates of 68,641 deaths for the twelve months ending in February 2026, 12.1 percent below the preceding year; CDC pharmacy data reporting more than 1.5 million naloxone prescriptions dispensed in 2024 and substantial geographic variation; and the September 2025 SAMHSA announcement of $1.48 billion in State Opioid Response continuation awards and nearly $63 million for Tribal Opioid Response. CDC alerts concerning medetomidine in the illegal fentanyl supply informed the discussion of changing contaminants. All Bellwether data, people, organizations, budgets, and events are fictional.</w:t>
+        <w:t xml:space="preserve">Public data used to motivate the setting include final CDC mortality data reporting 79,384 U.S. drug-overdose deaths in 2024 and a 26.2 percent decline in the age-adjusted death rate from 2023; CDC preliminary estimates of 68,641 deaths for the twelve months ending in February 2026, 12.1 percent below the preceding year; CDC pharmacy data reporting more than 1.5 million naloxone prescriptions dispensed in 2024 and substantial geographic variation; and the September 2025 SAMHSA announcement of $1.48 billion </w:t>
+      </w:r>
+      <w:r>
+        <w:t>in State Opioid Response continuation awards and nearly $63 million for Tribal Opioid Response. CDC alerts concerning medetomidine in the illegal fentanyl supply informed the discussion of changing contaminants. All Bellwether data, people, organizations, budgets, and events are fictional.</w:t>
       </w:r>
     </w:p>
     <w:p>
@@ -2665,15 +2625,7 @@
     </w:p>
     <w:p>
       <w:r>
-        <w:t xml:space="preserve">Write a </w:t>
-      </w:r>
-      <w:proofErr w:type="gramStart"/>
-      <w:r>
-        <w:t>4-6 page</w:t>
-      </w:r>
-      <w:proofErr w:type="gramEnd"/>
-      <w:r>
-        <w:t xml:space="preserve"> case study based on the material in the section at https://warrenpowell.org/bridging-vol1/chapter-2/#public-health--managing-naloxone-kits. Create a context based on the metrics, decisions and uncertainties in the section, but without explicitly calling attention to them. motivate your case problem with data.</w:t>
+        <w:t>Write a 4-6 page case study based on the material in the section at https://warrenpowell.org/bridging-vol1/chapter-2/#public-health--managing-naloxone-kits. Create a context based on the metrics, decisions and uncertainties in the section, but without explicitly calling attention to them. motivate your case problem with data.</w:t>
       </w:r>
     </w:p>
     <w:p>
@@ -2681,7 +2633,6 @@
         <w:pStyle w:val="Heading2"/>
       </w:pPr>
       <w:r>
-        <w:lastRenderedPageBreak/>
         <w:t>Summary</w:t>
       </w:r>
     </w:p>

--- a/assets/cases/Bellwether_Naloxone_Allocation_Case.docx
+++ b/assets/cases/Bellwether_Naloxone_Allocation_Case.docx
@@ -2419,7 +2419,7 @@
         </w:numPr>
       </w:pPr>
       <w:r>
-        <w:t>Identify the different metrics that can be used to evaluate every aspect of the performance of the system?  Organize these into a pyramid to indicate the relative importance, following the style given here.</w:t>
+        <w:t xml:space="preserve">Identify and describe the responsibilities of the decision maker. This should set the scope of the problem.</w:t>
       </w:r>
     </w:p>
     <w:p>
@@ -2431,29 +2431,18 @@
         </w:numPr>
       </w:pPr>
       <w:r>
-        <w:t xml:space="preserve">What are the types of decisions? Use the </w:t>
+        <w:t xml:space="preserve">Use the </w:t>
       </w:r>
-      <w:hyperlink r:id="rId8" w:anchor="types-of-decision-settings" w:history="1">
+      <w:hyperlink r:id="rId16">
         <w:r>
           <w:rPr>
             <w:rStyle w:val="Hyperlink"/>
           </w:rPr>
-          <w:t>list of decision types here as a guide</w:t>
+          <w:t xml:space="preserve">metrics pyramid tool</w:t>
         </w:r>
       </w:hyperlink>
       <w:r>
-        <w:t xml:space="preserve">, illustrated by the </w:t>
-      </w:r>
-      <w:hyperlink r:id="rId9" w:anchor="from-apps-to-types" w:history="1">
-        <w:r>
-          <w:rPr>
-            <w:rStyle w:val="Hyperlink"/>
-          </w:rPr>
-          <w:t>applications here</w:t>
-        </w:r>
-      </w:hyperlink>
-      <w:r>
-        <w:t xml:space="preserve">.  </w:t>
+        <w:t xml:space="preserve"> to identify and prioritize the different performance metrics. Click on the oval holding the metric to identify whether it is a metric to be maximized (green), minimized (red), a target that is a floor (light green) or a ceiling (light red), or finally a target (purple).</w:t>
       </w:r>
     </w:p>
     <w:p>
@@ -2467,16 +2456,27 @@
       <w:r>
         <w:t xml:space="preserve">Use the </w:t>
       </w:r>
-      <w:hyperlink r:id="rId10" w:history="1">
+      <w:hyperlink r:id="rId17">
         <w:r>
           <w:rPr>
             <w:rStyle w:val="Hyperlink"/>
           </w:rPr>
-          <w:t>interactive framing matrix here</w:t>
+          <w:t xml:space="preserve">decision prioritization tool</w:t>
         </w:r>
       </w:hyperlink>
       <w:r>
-        <w:t xml:space="preserve"> to fill out the performance metrics along the top (from most to least important) followed by the list of decisions (in any order).  Use your judgment to assess whether the impact of each decision on each metric is H (high impact), M (medium), L (low) or N (none).  Finally, use the resulting matrix to rank the decisions in terms of their impact on the most important metrics.</w:t>
+        <w:t xml:space="preserve"> to first list the different types of decisions (use the </w:t>
+      </w:r>
+      <w:hyperlink r:id="rId18">
+        <w:r>
+          <w:rPr>
+            <w:rStyle w:val="Hyperlink"/>
+          </w:rPr>
+          <w:t xml:space="preserve">types of decisions</w:t>
+        </w:r>
+      </w:hyperlink>
+      <w:r>
+        <w:t xml:space="preserve"> as a guide). These will then populate the rows of the matrix to the right, where the columns are the performance metrics sorted left to right by the priority in the pyramid above. Click on each cell to indicate if the impact of the decision on each metric is high (red), medium (orange), low (yellow) or none (white).</w:t>
       </w:r>
     </w:p>
     <w:p>
@@ -2488,18 +2488,7 @@
         </w:numPr>
       </w:pPr>
       <w:r>
-        <w:t xml:space="preserve">What are the different sources of uncertainty?  Use the </w:t>
-      </w:r>
-      <w:hyperlink r:id="rId11" w:anchor="categories" w:history="1">
-        <w:r>
-          <w:rPr>
-            <w:rStyle w:val="Hyperlink"/>
-          </w:rPr>
-          <w:t>12 categories of uncertainty here as a guide</w:t>
-        </w:r>
-      </w:hyperlink>
-      <w:r>
-        <w:t>.</w:t>
+        <w:t xml:space="preserve">You can grab the handle (three bars) farthest to the left on each row to move it up or down. Sort the rows so that the decisions with the greatest impact on the most important metrics are toward the top. The cells in the upper left-hand corner should have the greatest concentration of red and orange cells. At this point identify the decisions that should receive the most attention in your study. If you do not have any decisions with a medium or high impact on the most important metrics, revisit your list of decisions.</w:t>
       </w:r>
     </w:p>
     <w:p>
@@ -2511,7 +2500,41 @@
         </w:numPr>
       </w:pPr>
       <w:r>
-        <w:t>Repeat the exercise in (3), but this time using uncertainties instead of decisions.</w:t>
+        <w:t xml:space="preserve">Repeat the process to list and prioritize the uncertainties using the </w:t>
+      </w:r>
+      <w:hyperlink r:id="rId19">
+        <w:r>
+          <w:rPr>
+            <w:rStyle w:val="Hyperlink"/>
+          </w:rPr>
+          <w:t xml:space="preserve">uncertainty prioritization tool</w:t>
+        </w:r>
+      </w:hyperlink>
+      <w:r>
+        <w:t xml:space="preserve">. Use the </w:t>
+      </w:r>
+      <w:hyperlink r:id="rId20">
+        <w:r>
+          <w:rPr>
+            <w:rStyle w:val="Hyperlink"/>
+          </w:rPr>
+          <w:t xml:space="preserve">categories of uncertainty</w:t>
+        </w:r>
+      </w:hyperlink>
+      <w:r>
+        <w:t xml:space="preserve"> to help you identify these.</w:t>
+      </w:r>
+    </w:p>
+    <w:p>
+      <w:pPr>
+        <w:pStyle w:val="ListParagraph"/>
+        <w:numPr>
+          <w:ilvl w:val="0"/>
+          <w:numId w:val="10"/>
+        </w:numPr>
+      </w:pPr>
+      <w:r>
+        <w:t xml:space="preserve">It is important to differentiate uncertainties that can be evaluated on average, or as risk events:</w:t>
       </w:r>
     </w:p>
     <w:p>
@@ -2523,7 +2546,7 @@
         </w:numPr>
       </w:pPr>
       <w:r>
-        <w:t>Which sources of uncertainty would be captured using average performance over time?</w:t>
+        <w:t xml:space="preserve">Which sources of uncertainty would be captured using average performance over time?</w:t>
       </w:r>
     </w:p>
     <w:p>
@@ -2535,7 +2558,7 @@
         </w:numPr>
       </w:pPr>
       <w:r>
-        <w:t>Which sources of uncertainty represent forms of risk that are not properly captured using averages?</w:t>
+        <w:t xml:space="preserve">Which sources of uncertainty represent forms of risk that are not properly captured using averages?</w:t>
       </w:r>
     </w:p>
     <w:p>
@@ -2547,7 +2570,7 @@
         </w:numPr>
       </w:pPr>
       <w:r>
-        <w:t xml:space="preserve">Choose the single decision that seems to have the highest impact on the most important metric.  </w:t>
+        <w:t xml:space="preserve">Choose the single decision that seems to have the highest impact on the most important metric.</w:t>
       </w:r>
     </w:p>
     <w:p>
@@ -2559,7 +2582,7 @@
         </w:numPr>
       </w:pPr>
       <w:r>
-        <w:t>What approach do you think you would use to make this decision?</w:t>
+        <w:t xml:space="preserve">What approach do you think you would use to make this decision?</w:t>
       </w:r>
     </w:p>
     <w:p>
@@ -2571,7 +2594,7 @@
         </w:numPr>
       </w:pPr>
       <w:r>
-        <w:t>What data appears to be necessary to make this decision, including the calculation of any performance metrics where the decision would have a high or medium impact.</w:t>
+        <w:t xml:space="preserve">What data appears to be necessary to make this decision, including the calculation of any performance metrics where the decision would have a high or medium impact.</w:t>
       </w:r>
     </w:p>
     <w:p>
@@ -2583,7 +2606,7 @@
         </w:numPr>
       </w:pPr>
       <w:r>
-        <w:t>Using the same decision you identified in (6), identify the people, departments, groups or organizations that you would need to work with to implement the decision?</w:t>
+        <w:t xml:space="preserve">Using the same decision you identified in (7), identify the people, departments, groups or organizations that you would need to work with to implement the decision.</w:t>
       </w:r>
     </w:p>
     <w:p>
